--- a/source/reference_documents/tertiary_documents/requirements/Element-level Security Requirements/macro requirements/Element-level Security Requirements - Macro Requirements.docx
+++ b/source/reference_documents/tertiary_documents/requirements/Element-level Security Requirements/macro requirements/Element-level Security Requirements - Macro Requirements.docx
@@ -83,7 +83,7 @@
           <w:sz w:val="22"/>
           <w:szCs w:val="22"/>
         </w:rPr>
-        <w:t>3</w:t>
+        <w:t>4</w:t>
       </w:r>
     </w:p>
     <w:p>
@@ -126,7 +126,7 @@
           <w:sz w:val="22"/>
           <w:szCs w:val="22"/>
         </w:rPr>
-        <w:t>4/11/25 12:15 PM</w:t>
+        <w:t>4/27/26 1:05 PM</w:t>
       </w:r>
       <w:r>
         <w:rPr>
@@ -455,65 +455,7 @@
           <w:sz w:val="22"/>
           <w:szCs w:val="22"/>
         </w:rPr>
-        <w:t xml:space="preserve">. This is necessary given the nature of safety-critical, cyber-physical systems, subject to certifications such as </w:t>
-      </w:r>
-      <w:r>
-        <w:rPr>
-          <w:rFonts w:ascii="Arial" w:hAnsi="Arial" w:cs="Arial"/>
-          <w:b/>
-          <w:bCs/>
-          <w:sz w:val="22"/>
-          <w:szCs w:val="22"/>
-        </w:rPr>
-        <w:t>ISO</w:t>
-      </w:r>
-      <w:r>
-        <w:rPr>
-          <w:rFonts w:ascii="Arial" w:hAnsi="Arial" w:cs="Arial"/>
-          <w:b/>
-          <w:bCs/>
-          <w:sz w:val="22"/>
-          <w:szCs w:val="22"/>
-        </w:rPr>
-        <w:t>/SAE</w:t>
-      </w:r>
-      <w:r>
-        <w:rPr>
-          <w:rFonts w:ascii="Arial" w:hAnsi="Arial" w:cs="Arial"/>
-          <w:b/>
-          <w:bCs/>
-          <w:sz w:val="22"/>
-          <w:szCs w:val="22"/>
-        </w:rPr>
-        <w:t xml:space="preserve"> 21434</w:t>
-      </w:r>
-      <w:r>
-        <w:rPr>
-          <w:rFonts w:ascii="Arial" w:hAnsi="Arial" w:cs="Arial"/>
-          <w:sz w:val="22"/>
-          <w:szCs w:val="22"/>
-        </w:rPr>
-        <w:t xml:space="preserve"> and </w:t>
-      </w:r>
-      <w:r>
-        <w:rPr>
-          <w:rFonts w:ascii="Arial" w:hAnsi="Arial" w:cs="Arial"/>
-          <w:b/>
-          <w:bCs/>
-          <w:sz w:val="22"/>
-          <w:szCs w:val="22"/>
-        </w:rPr>
-        <w:t xml:space="preserve">ISO </w:t>
-      </w:r>
-      <w:r>
-        <w:rPr>
-          <w:rFonts w:ascii="Arial" w:hAnsi="Arial" w:cs="Arial"/>
-          <w:b/>
-          <w:bCs/>
-          <w:sz w:val="22"/>
-          <w:szCs w:val="22"/>
-        </w:rPr>
-        <w:t>26262</w:t>
+        <w:t>. This is necessary given the nature of safety-critical, cyber-physical systems</w:t>
       </w:r>
       <w:r>
         <w:rPr>
@@ -661,6 +603,95 @@
     </w:p>
     <w:p>
       <w:pPr>
+        <w:pStyle w:val="Heading1"/>
+        <w:rPr>
+          <w:rFonts w:ascii="Arial" w:hAnsi="Arial" w:cs="Arial"/>
+        </w:rPr>
+      </w:pPr>
+      <w:r>
+        <w:rPr>
+          <w:rFonts w:ascii="Arial" w:hAnsi="Arial" w:cs="Arial"/>
+        </w:rPr>
+        <w:t>License</w:t>
+      </w:r>
+    </w:p>
+    <w:p>
+      <w:pPr>
+        <w:jc w:val="both"/>
+        <w:rPr>
+          <w:sz w:val="22"/>
+          <w:szCs w:val="22"/>
+        </w:rPr>
+      </w:pPr>
+      <w:r>
+        <w:rPr>
+          <w:rFonts w:ascii="Arial" w:hAnsi="Arial" w:cs="Arial"/>
+          <w:sz w:val="22"/>
+          <w:szCs w:val="22"/>
+        </w:rPr>
+        <w:t xml:space="preserve">This work was created by </w:t>
+      </w:r>
+      <w:r>
+        <w:rPr>
+          <w:rFonts w:ascii="Arial" w:hAnsi="Arial" w:cs="Arial"/>
+          <w:b/>
+          <w:bCs/>
+          <w:sz w:val="22"/>
+          <w:szCs w:val="22"/>
+        </w:rPr>
+        <w:t>Torc Robotics</w:t>
+      </w:r>
+      <w:r>
+        <w:rPr>
+          <w:rFonts w:ascii="Arial" w:hAnsi="Arial" w:cs="Arial"/>
+          <w:sz w:val="22"/>
+          <w:szCs w:val="22"/>
+        </w:rPr>
+        <w:t xml:space="preserve"> and is licensed under the </w:t>
+      </w:r>
+      <w:r>
+        <w:rPr>
+          <w:rFonts w:ascii="Arial" w:hAnsi="Arial" w:cs="Arial"/>
+          <w:b/>
+          <w:bCs/>
+          <w:sz w:val="22"/>
+          <w:szCs w:val="22"/>
+        </w:rPr>
+        <w:t>Creative Commons Attribution-Share Alike (CC BY-SA-4.0)</w:t>
+      </w:r>
+      <w:r>
+        <w:rPr>
+          <w:rFonts w:ascii="Arial" w:hAnsi="Arial" w:cs="Arial"/>
+          <w:sz w:val="22"/>
+          <w:szCs w:val="22"/>
+        </w:rPr>
+        <w:t xml:space="preserve"> License.</w:t>
+      </w:r>
+    </w:p>
+    <w:p>
+      <w:pPr>
+        <w:pStyle w:val="FirstParagraph"/>
+        <w:rPr>
+          <w:rStyle w:val="Hyperlink"/>
+          <w:rFonts w:ascii="Courier New" w:hAnsi="Courier New" w:cs="Courier New"/>
+          <w:b/>
+          <w:bCs/>
+        </w:rPr>
+      </w:pPr>
+      <w:hyperlink r:id="rId7" w:history="1">
+        <w:r>
+          <w:rPr>
+            <w:rStyle w:val="Hyperlink"/>
+            <w:rFonts w:ascii="Courier New" w:hAnsi="Courier New" w:cs="Courier New"/>
+            <w:b/>
+            <w:bCs/>
+          </w:rPr>
+          <w:t>https://creativecommons.org/licenses/by/4.0/legalcode</w:t>
+        </w:r>
+      </w:hyperlink>
+    </w:p>
+    <w:p>
+      <w:pPr>
         <w:pStyle w:val="FirstParagraph"/>
         <w:jc w:val="both"/>
         <w:rPr>
@@ -668,21 +699,6 @@
           <w:color w:val="FF0000"/>
         </w:rPr>
       </w:pPr>
-    </w:p>
-    <w:p>
-      <w:pPr>
-        <w:rPr>
-          <w:rFonts w:ascii="Arial" w:hAnsi="Arial" w:cs="Arial"/>
-          <w:sz w:val="40"/>
-          <w:szCs w:val="40"/>
-        </w:rPr>
-      </w:pPr>
-      <w:r>
-        <w:rPr>
-          <w:rFonts w:ascii="Arial" w:hAnsi="Arial" w:cs="Arial"/>
-        </w:rPr>
-        <w:br w:type="page"/>
-      </w:r>
     </w:p>
     <w:p>
       <w:pPr>
@@ -973,6 +989,7 @@
       <w:pPr>
         <w:pStyle w:val="Heading3"/>
         <w:spacing w:after="240" w:line="276" w:lineRule="auto"/>
+        <w:jc w:val="both"/>
         <w:rPr>
           <w:rFonts w:ascii="Arial" w:hAnsi="Arial" w:cs="Arial"/>
           <w:color w:val="0070C0"/>
@@ -1036,25 +1053,51 @@
           <w:sz w:val="22"/>
           <w:szCs w:val="22"/>
         </w:rPr>
-        <w:t xml:space="preserve"> role SP-ARC-002 and detailed in section </w:t>
-      </w:r>
-      <w:r>
-        <w:rPr>
-          <w:rFonts w:ascii="Arial" w:hAnsi="Arial" w:cs="Arial"/>
-          <w:b/>
-          <w:bCs/>
-          <w:sz w:val="22"/>
-          <w:szCs w:val="22"/>
-        </w:rPr>
-        <w:t>12.7 Security Architect</w:t>
-      </w:r>
-      <w:r>
-        <w:rPr>
-          <w:rFonts w:ascii="Arial" w:hAnsi="Arial" w:cs="Arial"/>
-          <w:sz w:val="22"/>
-          <w:szCs w:val="22"/>
-        </w:rPr>
-        <w:t xml:space="preserve"> of the AVCDL primary document </w:t>
+        <w:t xml:space="preserve"> role SP-ARC-002 and detailed in </w:t>
+      </w:r>
+      <w:r>
+        <w:rPr>
+          <w:rFonts w:ascii="Arial" w:hAnsi="Arial" w:cs="Arial"/>
+          <w:sz w:val="22"/>
+          <w:szCs w:val="22"/>
+        </w:rPr>
+        <w:t xml:space="preserve">the </w:t>
+      </w:r>
+      <w:r>
+        <w:rPr>
+          <w:rFonts w:ascii="Arial" w:hAnsi="Arial" w:cs="Arial"/>
+          <w:b/>
+          <w:bCs/>
+          <w:sz w:val="22"/>
+          <w:szCs w:val="22"/>
+        </w:rPr>
+        <w:t>NCWF Roles - Security Architect</w:t>
+      </w:r>
+      <w:r>
+        <w:rPr>
+          <w:rFonts w:ascii="Arial" w:hAnsi="Arial" w:cs="Arial"/>
+          <w:sz w:val="22"/>
+          <w:szCs w:val="22"/>
+        </w:rPr>
+        <w:t xml:space="preserve"> section of the </w:t>
+      </w:r>
+      <w:r>
+        <w:rPr>
+          <w:rFonts w:ascii="Arial" w:hAnsi="Arial" w:cs="Arial"/>
+          <w:b/>
+          <w:bCs/>
+          <w:sz w:val="22"/>
+          <w:szCs w:val="22"/>
+        </w:rPr>
+        <w:t>AVCDL Background Material</w:t>
+      </w:r>
+      <w:r>
+        <w:rPr>
+          <w:rFonts w:ascii="Arial" w:hAnsi="Arial" w:cs="Arial"/>
+          <w:sz w:val="22"/>
+          <w:szCs w:val="22"/>
+        </w:rPr>
+        <w:t xml:space="preserve"> elaboration document </w:t>
       </w:r>
       <w:r>
         <w:rPr>
@@ -1066,7 +1109,31 @@
           <w:szCs w:val="22"/>
           <w:vertAlign w:val="superscript"/>
         </w:rPr>
-        <w:t>[1]</w:t>
+        <w:t>[</w:t>
+      </w:r>
+      <w:r>
+        <w:rPr>
+          <w:rFonts w:ascii="Arial" w:hAnsi="Arial" w:cs="Arial"/>
+          <w:b/>
+          <w:bCs/>
+          <w:color w:val="0070C0"/>
+          <w:sz w:val="22"/>
+          <w:szCs w:val="22"/>
+          <w:vertAlign w:val="superscript"/>
+        </w:rPr>
+        <w:t>8</w:t>
+      </w:r>
+      <w:r>
+        <w:rPr>
+          <w:rFonts w:ascii="Arial" w:hAnsi="Arial" w:cs="Arial"/>
+          <w:b/>
+          <w:bCs/>
+          <w:color w:val="0070C0"/>
+          <w:sz w:val="22"/>
+          <w:szCs w:val="22"/>
+          <w:vertAlign w:val="superscript"/>
+        </w:rPr>
+        <w:t>]</w:t>
       </w:r>
       <w:r>
         <w:rPr>
@@ -1652,7 +1719,7 @@
                     <pic:cNvPicPr/>
                   </pic:nvPicPr>
                   <pic:blipFill>
-                    <a:blip r:embed="rId7"/>
+                    <a:blip r:embed="rId8"/>
                     <a:stretch>
                       <a:fillRect/>
                     </a:stretch>
@@ -1907,7 +1974,7 @@
                     <pic:cNvPicPr/>
                   </pic:nvPicPr>
                   <pic:blipFill>
-                    <a:blip r:embed="rId8"/>
+                    <a:blip r:embed="rId9"/>
                     <a:stretch>
                       <a:fillRect/>
                     </a:stretch>
@@ -2498,7 +2565,7 @@
                     <pic:cNvPicPr/>
                   </pic:nvPicPr>
                   <pic:blipFill>
-                    <a:blip r:embed="rId9"/>
+                    <a:blip r:embed="rId10"/>
                     <a:stretch>
                       <a:fillRect/>
                     </a:stretch>
@@ -2884,7 +2951,7 @@
                     <pic:cNvPicPr/>
                   </pic:nvPicPr>
                   <pic:blipFill>
-                    <a:blip r:embed="rId10"/>
+                    <a:blip r:embed="rId11"/>
                     <a:stretch>
                       <a:fillRect/>
                     </a:stretch>
@@ -3592,7 +3659,6 @@
               <w:bottom w:val="nil"/>
               <w:right w:val="nil"/>
             </w:tcBorders>
-            <w:shd w:val="clear" w:color="auto" w:fill="auto"/>
             <w:noWrap/>
             <w:vAlign w:val="bottom"/>
             <w:hideMark/>
@@ -3632,7 +3698,6 @@
               <w:bottom w:val="nil"/>
               <w:right w:val="nil"/>
             </w:tcBorders>
-            <w:shd w:val="clear" w:color="auto" w:fill="auto"/>
             <w:noWrap/>
             <w:vAlign w:val="bottom"/>
             <w:hideMark/>
@@ -3673,7 +3738,6 @@
               <w:bottom w:val="nil"/>
               <w:right w:val="nil"/>
             </w:tcBorders>
-            <w:shd w:val="clear" w:color="auto" w:fill="auto"/>
             <w:noWrap/>
             <w:vAlign w:val="bottom"/>
             <w:hideMark/>
@@ -3711,7 +3775,6 @@
               <w:bottom w:val="nil"/>
               <w:right w:val="nil"/>
             </w:tcBorders>
-            <w:shd w:val="clear" w:color="auto" w:fill="auto"/>
             <w:noWrap/>
             <w:vAlign w:val="bottom"/>
             <w:hideMark/>
@@ -3750,7 +3813,6 @@
               <w:bottom w:val="nil"/>
               <w:right w:val="nil"/>
             </w:tcBorders>
-            <w:shd w:val="clear" w:color="auto" w:fill="auto"/>
             <w:noWrap/>
             <w:vAlign w:val="bottom"/>
             <w:hideMark/>
@@ -3788,7 +3850,6 @@
               <w:bottom w:val="nil"/>
               <w:right w:val="nil"/>
             </w:tcBorders>
-            <w:shd w:val="clear" w:color="auto" w:fill="auto"/>
             <w:noWrap/>
             <w:vAlign w:val="bottom"/>
             <w:hideMark/>
@@ -3827,7 +3888,6 @@
               <w:bottom w:val="nil"/>
               <w:right w:val="nil"/>
             </w:tcBorders>
-            <w:shd w:val="clear" w:color="auto" w:fill="auto"/>
             <w:noWrap/>
             <w:vAlign w:val="bottom"/>
             <w:hideMark/>
@@ -3865,7 +3925,6 @@
               <w:bottom w:val="nil"/>
               <w:right w:val="nil"/>
             </w:tcBorders>
-            <w:shd w:val="clear" w:color="auto" w:fill="auto"/>
             <w:noWrap/>
             <w:vAlign w:val="bottom"/>
             <w:hideMark/>
@@ -3904,7 +3963,6 @@
               <w:bottom w:val="nil"/>
               <w:right w:val="nil"/>
             </w:tcBorders>
-            <w:shd w:val="clear" w:color="auto" w:fill="auto"/>
             <w:noWrap/>
             <w:vAlign w:val="bottom"/>
             <w:hideMark/>
@@ -3944,7 +4002,6 @@
               <w:bottom w:val="nil"/>
               <w:right w:val="nil"/>
             </w:tcBorders>
-            <w:shd w:val="clear" w:color="auto" w:fill="auto"/>
             <w:noWrap/>
             <w:vAlign w:val="bottom"/>
             <w:hideMark/>
@@ -3985,7 +4042,6 @@
               <w:bottom w:val="nil"/>
               <w:right w:val="nil"/>
             </w:tcBorders>
-            <w:shd w:val="clear" w:color="auto" w:fill="auto"/>
             <w:noWrap/>
             <w:vAlign w:val="bottom"/>
             <w:hideMark/>
@@ -4023,7 +4079,6 @@
               <w:bottom w:val="nil"/>
               <w:right w:val="nil"/>
             </w:tcBorders>
-            <w:shd w:val="clear" w:color="auto" w:fill="auto"/>
             <w:noWrap/>
             <w:vAlign w:val="bottom"/>
             <w:hideMark/>
@@ -4062,7 +4117,6 @@
               <w:bottom w:val="nil"/>
               <w:right w:val="nil"/>
             </w:tcBorders>
-            <w:shd w:val="clear" w:color="auto" w:fill="auto"/>
             <w:noWrap/>
             <w:vAlign w:val="bottom"/>
             <w:hideMark/>
@@ -4102,7 +4156,6 @@
               <w:bottom w:val="nil"/>
               <w:right w:val="nil"/>
             </w:tcBorders>
-            <w:shd w:val="clear" w:color="auto" w:fill="auto"/>
             <w:noWrap/>
             <w:vAlign w:val="bottom"/>
             <w:hideMark/>
@@ -4143,7 +4196,6 @@
               <w:bottom w:val="nil"/>
               <w:right w:val="nil"/>
             </w:tcBorders>
-            <w:shd w:val="clear" w:color="auto" w:fill="auto"/>
             <w:noWrap/>
             <w:vAlign w:val="bottom"/>
             <w:hideMark/>
@@ -4181,7 +4233,6 @@
               <w:bottom w:val="nil"/>
               <w:right w:val="nil"/>
             </w:tcBorders>
-            <w:shd w:val="clear" w:color="auto" w:fill="auto"/>
             <w:noWrap/>
             <w:vAlign w:val="bottom"/>
             <w:hideMark/>
@@ -4220,7 +4271,6 @@
               <w:bottom w:val="nil"/>
               <w:right w:val="nil"/>
             </w:tcBorders>
-            <w:shd w:val="clear" w:color="auto" w:fill="auto"/>
             <w:noWrap/>
             <w:vAlign w:val="bottom"/>
             <w:hideMark/>
@@ -4260,7 +4310,6 @@
               <w:bottom w:val="nil"/>
               <w:right w:val="nil"/>
             </w:tcBorders>
-            <w:shd w:val="clear" w:color="auto" w:fill="auto"/>
             <w:noWrap/>
             <w:vAlign w:val="bottom"/>
             <w:hideMark/>
@@ -4301,7 +4350,6 @@
               <w:bottom w:val="nil"/>
               <w:right w:val="nil"/>
             </w:tcBorders>
-            <w:shd w:val="clear" w:color="auto" w:fill="auto"/>
             <w:noWrap/>
             <w:vAlign w:val="bottom"/>
             <w:hideMark/>
@@ -4339,7 +4387,6 @@
               <w:bottom w:val="nil"/>
               <w:right w:val="nil"/>
             </w:tcBorders>
-            <w:shd w:val="clear" w:color="auto" w:fill="auto"/>
             <w:noWrap/>
             <w:vAlign w:val="bottom"/>
             <w:hideMark/>
@@ -4677,7 +4724,6 @@
               <w:bottom w:val="nil"/>
               <w:right w:val="nil"/>
             </w:tcBorders>
-            <w:shd w:val="clear" w:color="auto" w:fill="auto"/>
             <w:noWrap/>
             <w:vAlign w:val="bottom"/>
             <w:hideMark/>
@@ -4715,7 +4761,6 @@
               <w:bottom w:val="nil"/>
               <w:right w:val="nil"/>
             </w:tcBorders>
-            <w:shd w:val="clear" w:color="auto" w:fill="auto"/>
             <w:noWrap/>
             <w:vAlign w:val="bottom"/>
             <w:hideMark/>
@@ -4754,7 +4799,6 @@
               <w:bottom w:val="nil"/>
               <w:right w:val="nil"/>
             </w:tcBorders>
-            <w:shd w:val="clear" w:color="auto" w:fill="auto"/>
             <w:noWrap/>
             <w:vAlign w:val="bottom"/>
             <w:hideMark/>
@@ -4792,7 +4836,6 @@
               <w:bottom w:val="nil"/>
               <w:right w:val="nil"/>
             </w:tcBorders>
-            <w:shd w:val="clear" w:color="auto" w:fill="auto"/>
             <w:noWrap/>
             <w:vAlign w:val="bottom"/>
             <w:hideMark/>
@@ -4831,7 +4874,6 @@
               <w:bottom w:val="nil"/>
               <w:right w:val="nil"/>
             </w:tcBorders>
-            <w:shd w:val="clear" w:color="auto" w:fill="auto"/>
             <w:noWrap/>
             <w:vAlign w:val="bottom"/>
             <w:hideMark/>
@@ -4869,7 +4911,6 @@
               <w:bottom w:val="nil"/>
               <w:right w:val="nil"/>
             </w:tcBorders>
-            <w:shd w:val="clear" w:color="auto" w:fill="auto"/>
             <w:noWrap/>
             <w:vAlign w:val="bottom"/>
             <w:hideMark/>
@@ -4908,7 +4949,6 @@
               <w:bottom w:val="nil"/>
               <w:right w:val="nil"/>
             </w:tcBorders>
-            <w:shd w:val="clear" w:color="auto" w:fill="auto"/>
             <w:noWrap/>
             <w:vAlign w:val="bottom"/>
             <w:hideMark/>
@@ -4946,7 +4986,6 @@
               <w:bottom w:val="nil"/>
               <w:right w:val="nil"/>
             </w:tcBorders>
-            <w:shd w:val="clear" w:color="auto" w:fill="auto"/>
             <w:noWrap/>
             <w:vAlign w:val="bottom"/>
             <w:hideMark/>
@@ -4985,7 +5024,6 @@
               <w:bottom w:val="nil"/>
               <w:right w:val="nil"/>
             </w:tcBorders>
-            <w:shd w:val="clear" w:color="auto" w:fill="auto"/>
             <w:noWrap/>
             <w:vAlign w:val="bottom"/>
             <w:hideMark/>
@@ -5023,7 +5061,6 @@
               <w:bottom w:val="nil"/>
               <w:right w:val="nil"/>
             </w:tcBorders>
-            <w:shd w:val="clear" w:color="auto" w:fill="auto"/>
             <w:noWrap/>
             <w:vAlign w:val="bottom"/>
             <w:hideMark/>
@@ -5062,7 +5099,6 @@
               <w:bottom w:val="nil"/>
               <w:right w:val="nil"/>
             </w:tcBorders>
-            <w:shd w:val="clear" w:color="auto" w:fill="auto"/>
             <w:noWrap/>
             <w:vAlign w:val="bottom"/>
             <w:hideMark/>
@@ -5100,7 +5136,6 @@
               <w:bottom w:val="nil"/>
               <w:right w:val="nil"/>
             </w:tcBorders>
-            <w:shd w:val="clear" w:color="auto" w:fill="auto"/>
             <w:noWrap/>
             <w:vAlign w:val="bottom"/>
             <w:hideMark/>
@@ -5139,7 +5174,6 @@
               <w:bottom w:val="nil"/>
               <w:right w:val="nil"/>
             </w:tcBorders>
-            <w:shd w:val="clear" w:color="auto" w:fill="auto"/>
             <w:noWrap/>
             <w:vAlign w:val="bottom"/>
             <w:hideMark/>
@@ -5177,7 +5211,6 @@
               <w:bottom w:val="nil"/>
               <w:right w:val="nil"/>
             </w:tcBorders>
-            <w:shd w:val="clear" w:color="auto" w:fill="auto"/>
             <w:noWrap/>
             <w:vAlign w:val="bottom"/>
             <w:hideMark/>
@@ -5832,7 +5865,7 @@
                     <pic:cNvPicPr/>
                   </pic:nvPicPr>
                   <pic:blipFill>
-                    <a:blip r:embed="rId11"/>
+                    <a:blip r:embed="rId12"/>
                     <a:stretch>
                       <a:fillRect/>
                     </a:stretch>
@@ -6175,7 +6208,7 @@
                     <pic:cNvPicPr/>
                   </pic:nvPicPr>
                   <pic:blipFill>
-                    <a:blip r:embed="rId12"/>
+                    <a:blip r:embed="rId13"/>
                     <a:stretch>
                       <a:fillRect/>
                     </a:stretch>
@@ -6593,7 +6626,7 @@
                     <pic:cNvPicPr/>
                   </pic:nvPicPr>
                   <pic:blipFill>
-                    <a:blip r:embed="rId13"/>
+                    <a:blip r:embed="rId14"/>
                     <a:stretch>
                       <a:fillRect/>
                     </a:stretch>
@@ -6820,7 +6853,7 @@
                     <pic:cNvPicPr/>
                   </pic:nvPicPr>
                   <pic:blipFill>
-                    <a:blip r:embed="rId14"/>
+                    <a:blip r:embed="rId15"/>
                     <a:stretch>
                       <a:fillRect/>
                     </a:stretch>
@@ -7833,7 +7866,7 @@
         </w:rPr>
         <w:br/>
       </w:r>
-      <w:hyperlink r:id="rId15" w:history="1">
+      <w:hyperlink r:id="rId16" w:history="1">
         <w:r>
           <w:rPr>
             <w:rStyle w:val="Hyperlink"/>
@@ -7860,18 +7893,58 @@
     </w:p>
     <w:p>
       <w:pPr>
-        <w:rPr>
-          <w:rFonts w:ascii="Arial" w:hAnsi="Arial" w:cs="Arial"/>
+        <w:pStyle w:val="ListParagraph"/>
+        <w:numPr>
+          <w:ilvl w:val="0"/>
+          <w:numId w:val="3"/>
+        </w:numPr>
+        <w:ind w:left="360"/>
+        <w:rPr>
+          <w:rFonts w:ascii="Arial" w:hAnsi="Arial" w:cs="Arial"/>
+          <w:b/>
+          <w:bCs/>
           <w:color w:val="000000" w:themeColor="text1"/>
           <w:sz w:val="22"/>
           <w:szCs w:val="22"/>
         </w:rPr>
       </w:pPr>
+      <w:r>
+        <w:rPr>
+          <w:rFonts w:ascii="Arial" w:hAnsi="Arial" w:cs="Arial"/>
+          <w:b/>
+          <w:bCs/>
+          <w:color w:val="000000" w:themeColor="text1"/>
+          <w:sz w:val="22"/>
+          <w:szCs w:val="22"/>
+          <w:lang w:val="en"/>
+        </w:rPr>
+        <w:t xml:space="preserve">AVCDL Background Material </w:t>
+      </w:r>
+      <w:r>
+        <w:rPr>
+          <w:rFonts w:ascii="Arial" w:hAnsi="Arial" w:cs="Arial"/>
+          <w:color w:val="000000" w:themeColor="text1"/>
+          <w:sz w:val="22"/>
+          <w:szCs w:val="22"/>
+          <w:lang w:val="en"/>
+        </w:rPr>
+        <w:t>(AVCDL elaboration document)</w:t>
+      </w:r>
+    </w:p>
+    <w:p>
+      <w:pPr>
+        <w:rPr>
+          <w:rFonts w:ascii="Arial" w:hAnsi="Arial" w:cs="Arial"/>
+          <w:color w:val="000000" w:themeColor="text1"/>
+          <w:sz w:val="22"/>
+          <w:szCs w:val="22"/>
+        </w:rPr>
+      </w:pPr>
     </w:p>
     <w:sectPr>
-      <w:footerReference w:type="even" r:id="rId16"/>
-      <w:footerReference w:type="default" r:id="rId17"/>
-      <w:headerReference w:type="first" r:id="rId18"/>
+      <w:footerReference w:type="even" r:id="rId17"/>
+      <w:footerReference w:type="default" r:id="rId18"/>
+      <w:headerReference w:type="first" r:id="rId19"/>
       <w:pgSz w:w="12240" w:h="15840"/>
       <w:pgMar w:top="1440" w:right="1440" w:bottom="1440" w:left="1440" w:header="720" w:footer="720" w:gutter="0"/>
       <w:pgNumType w:start="1"/>
@@ -9974,7 +10047,6 @@
   <w:style w:type="character" w:default="1" w:styleId="DefaultParagraphFont">
     <w:name w:val="Default Paragraph Font"/>
     <w:uiPriority w:val="1"/>
-    <w:semiHidden/>
     <w:unhideWhenUsed/>
   </w:style>
   <w:style w:type="table" w:default="1" w:styleId="TableNormal">
